--- a/lab-5/lab-5.docx
+++ b/lab-5/lab-5.docx
@@ -79,7 +79,7 @@
           <w:kern w:val="0"/>
           <w:sz w:val="28"/>
           <w:szCs w:val="28"/>
-          <w:lang w:val="en-US" w:eastAsia="en-US"/>
+          <w:lang w:eastAsia="en-US"/>
         </w:rPr>
       </w:pPr>
       <w:r>
@@ -234,7 +234,6 @@
           <w:bCs/>
           <w:sz w:val="32"/>
           <w:szCs w:val="32"/>
-          <w:lang w:val="en-US"/>
         </w:rPr>
       </w:pPr>
       <w:r>
@@ -253,7 +252,6 @@
           <w:bCs/>
           <w:sz w:val="32"/>
           <w:szCs w:val="32"/>
-          <w:lang w:val="en-US"/>
         </w:rPr>
         <w:t>:</w:t>
       </w:r>
@@ -436,31 +434,32 @@
     <w:p/>
     <w:p/>
     <w:p>
-      <w:r>
+      <w:pPr>
+        <w:rPr>
+          <w:b/>
+          <w:bCs/>
+          <w:sz w:val="28"/>
+          <w:szCs w:val="28"/>
+        </w:rPr>
+      </w:pPr>
+      <w:r>
+        <w:rPr>
+          <w:b/>
+          <w:bCs/>
+          <w:sz w:val="28"/>
+          <w:szCs w:val="28"/>
+        </w:rPr>
         <w:lastRenderedPageBreak/>
-        <w:t xml:space="preserve">График выполнения программы пирамидой из </w:t>
-      </w:r>
-      <w:proofErr w:type="spellStart"/>
-      <w:r>
-        <w:rPr>
-          <w:lang w:val="en-US"/>
-        </w:rPr>
-        <w:t>Jumpshot</w:t>
-      </w:r>
-      <w:proofErr w:type="spellEnd"/>
-      <w:r>
-        <w:t>:</w:t>
-      </w:r>
-      <w:bookmarkStart w:id="0" w:name="_GoBack"/>
-      <w:bookmarkEnd w:id="0"/>
+        <w:t>Графики результатов выполнения программы с режимом кражи задач:</w:t>
+      </w:r>
     </w:p>
     <w:p>
       <w:r>
         <w:drawing>
-          <wp:inline distT="0" distB="0" distL="0" distR="0" wp14:anchorId="2DA04DD9" wp14:editId="02D0460E">
-            <wp:extent cx="5940425" cy="2634615"/>
-            <wp:effectExtent l="0" t="0" r="3175" b="0"/>
-            <wp:docPr id="1" name="Рисунок 1"/>
+          <wp:inline distT="0" distB="0" distL="0" distR="0" wp14:anchorId="0AA5D964" wp14:editId="34BDB5D1">
+            <wp:extent cx="5940425" cy="2888615"/>
+            <wp:effectExtent l="0" t="0" r="3175" b="6985"/>
+            <wp:docPr id="7" name="Рисунок 7"/>
             <wp:cNvGraphicFramePr>
               <a:graphicFrameLocks xmlns:a="http://schemas.openxmlformats.org/drawingml/2006/main" noChangeAspect="1"/>
             </wp:cNvGraphicFramePr>
@@ -480,6 +479,172 @@
                   <pic:spPr>
                     <a:xfrm>
                       <a:off x="0" y="0"/>
+                      <a:ext cx="5940425" cy="2888615"/>
+                    </a:xfrm>
+                    <a:prstGeom prst="rect">
+                      <a:avLst/>
+                    </a:prstGeom>
+                  </pic:spPr>
+                </pic:pic>
+              </a:graphicData>
+            </a:graphic>
+          </wp:inline>
+        </w:drawing>
+      </w:r>
+    </w:p>
+    <w:p>
+      <w:r>
+        <w:drawing>
+          <wp:inline distT="0" distB="0" distL="0" distR="0" wp14:anchorId="0F033555" wp14:editId="022C8CF7">
+            <wp:extent cx="5940425" cy="3132455"/>
+            <wp:effectExtent l="0" t="0" r="3175" b="0"/>
+            <wp:docPr id="8" name="Рисунок 8"/>
+            <wp:cNvGraphicFramePr>
+              <a:graphicFrameLocks xmlns:a="http://schemas.openxmlformats.org/drawingml/2006/main" noChangeAspect="1"/>
+            </wp:cNvGraphicFramePr>
+            <a:graphic xmlns:a="http://schemas.openxmlformats.org/drawingml/2006/main">
+              <a:graphicData uri="http://schemas.openxmlformats.org/drawingml/2006/picture">
+                <pic:pic xmlns:pic="http://schemas.openxmlformats.org/drawingml/2006/picture">
+                  <pic:nvPicPr>
+                    <pic:cNvPr id="1" name=""/>
+                    <pic:cNvPicPr/>
+                  </pic:nvPicPr>
+                  <pic:blipFill>
+                    <a:blip r:embed="rId6"/>
+                    <a:stretch>
+                      <a:fillRect/>
+                    </a:stretch>
+                  </pic:blipFill>
+                  <pic:spPr>
+                    <a:xfrm>
+                      <a:off x="0" y="0"/>
+                      <a:ext cx="5940425" cy="3132455"/>
+                    </a:xfrm>
+                    <a:prstGeom prst="rect">
+                      <a:avLst/>
+                    </a:prstGeom>
+                  </pic:spPr>
+                </pic:pic>
+              </a:graphicData>
+            </a:graphic>
+          </wp:inline>
+        </w:drawing>
+      </w:r>
+    </w:p>
+    <w:p>
+      <w:r>
+        <w:lastRenderedPageBreak/>
+        <w:drawing>
+          <wp:inline distT="0" distB="0" distL="0" distR="0" wp14:anchorId="720B867C" wp14:editId="59EE0C60">
+            <wp:extent cx="5940425" cy="3124200"/>
+            <wp:effectExtent l="0" t="0" r="3175" b="0"/>
+            <wp:docPr id="9" name="Рисунок 9"/>
+            <wp:cNvGraphicFramePr>
+              <a:graphicFrameLocks xmlns:a="http://schemas.openxmlformats.org/drawingml/2006/main" noChangeAspect="1"/>
+            </wp:cNvGraphicFramePr>
+            <a:graphic xmlns:a="http://schemas.openxmlformats.org/drawingml/2006/main">
+              <a:graphicData uri="http://schemas.openxmlformats.org/drawingml/2006/picture">
+                <pic:pic xmlns:pic="http://schemas.openxmlformats.org/drawingml/2006/picture">
+                  <pic:nvPicPr>
+                    <pic:cNvPr id="1" name=""/>
+                    <pic:cNvPicPr/>
+                  </pic:nvPicPr>
+                  <pic:blipFill>
+                    <a:blip r:embed="rId7"/>
+                    <a:stretch>
+                      <a:fillRect/>
+                    </a:stretch>
+                  </pic:blipFill>
+                  <pic:spPr>
+                    <a:xfrm>
+                      <a:off x="0" y="0"/>
+                      <a:ext cx="5940425" cy="3124200"/>
+                    </a:xfrm>
+                    <a:prstGeom prst="rect">
+                      <a:avLst/>
+                    </a:prstGeom>
+                  </pic:spPr>
+                </pic:pic>
+              </a:graphicData>
+            </a:graphic>
+          </wp:inline>
+        </w:drawing>
+      </w:r>
+    </w:p>
+    <w:p/>
+    <w:p/>
+    <w:p/>
+    <w:p/>
+    <w:p/>
+    <w:p>
+      <w:pPr>
+        <w:rPr>
+          <w:b/>
+          <w:bCs/>
+          <w:sz w:val="28"/>
+          <w:szCs w:val="28"/>
+        </w:rPr>
+      </w:pPr>
+      <w:r>
+        <w:rPr>
+          <w:b/>
+          <w:bCs/>
+          <w:sz w:val="28"/>
+          <w:szCs w:val="28"/>
+        </w:rPr>
+        <w:t xml:space="preserve">График выполнения программы пирамидой из </w:t>
+      </w:r>
+      <w:proofErr w:type="spellStart"/>
+      <w:r>
+        <w:rPr>
+          <w:b/>
+          <w:bCs/>
+          <w:sz w:val="28"/>
+          <w:szCs w:val="28"/>
+          <w:lang w:val="en-US"/>
+        </w:rPr>
+        <w:t>Jumpshot</w:t>
+      </w:r>
+      <w:proofErr w:type="spellEnd"/>
+      <w:r>
+        <w:rPr>
+          <w:b/>
+          <w:bCs/>
+          <w:sz w:val="28"/>
+          <w:szCs w:val="28"/>
+        </w:rPr>
+        <w:t>:</w:t>
+      </w:r>
+    </w:p>
+    <w:p>
+      <w:r>
+        <w:rPr>
+          <w:noProof/>
+        </w:rPr>
+        <w:drawing>
+          <wp:inline distT="0" distB="0" distL="0" distR="0" wp14:anchorId="2DA04DD9" wp14:editId="02D0460E">
+            <wp:extent cx="5940425" cy="2634615"/>
+            <wp:effectExtent l="0" t="0" r="3175" b="0"/>
+            <wp:docPr id="1" name="Рисунок 1"/>
+            <wp:cNvGraphicFramePr>
+              <a:graphicFrameLocks xmlns:a="http://schemas.openxmlformats.org/drawingml/2006/main" noChangeAspect="1"/>
+            </wp:cNvGraphicFramePr>
+            <a:graphic xmlns:a="http://schemas.openxmlformats.org/drawingml/2006/main">
+              <a:graphicData uri="http://schemas.openxmlformats.org/drawingml/2006/picture">
+                <pic:pic xmlns:pic="http://schemas.openxmlformats.org/drawingml/2006/picture">
+                  <pic:nvPicPr>
+                    <pic:cNvPr id="1" name=""/>
+                    <pic:cNvPicPr/>
+                  </pic:nvPicPr>
+                  <pic:blipFill>
+                    <a:blip r:embed="rId8"/>
+                    <a:stretch>
+                      <a:fillRect/>
+                    </a:stretch>
+                  </pic:blipFill>
+                  <pic:spPr>
+                    <a:xfrm>
+                      <a:off x="0" y="0"/>
                       <a:ext cx="5940425" cy="2634615"/>
                     </a:xfrm>
                     <a:prstGeom prst="rect">
@@ -493,6 +658,242 @@
         </w:drawing>
       </w:r>
     </w:p>
+    <w:p/>
+    <w:p>
+      <w:pPr>
+        <w:rPr>
+          <w:b/>
+          <w:bCs/>
+          <w:sz w:val="32"/>
+          <w:szCs w:val="32"/>
+        </w:rPr>
+      </w:pPr>
+      <w:r>
+        <w:rPr>
+          <w:b/>
+          <w:bCs/>
+          <w:noProof/>
+          <w:sz w:val="32"/>
+          <w:szCs w:val="32"/>
+        </w:rPr>
+        <w:lastRenderedPageBreak/>
+        <w:drawing>
+          <wp:inline distT="0" distB="0" distL="0" distR="0" wp14:anchorId="26BA0999" wp14:editId="7BCEBD43">
+            <wp:extent cx="5940425" cy="2611120"/>
+            <wp:effectExtent l="0" t="0" r="3175" b="0"/>
+            <wp:docPr id="5" name="Рисунок 5"/>
+            <wp:cNvGraphicFramePr>
+              <a:graphicFrameLocks xmlns:a="http://schemas.openxmlformats.org/drawingml/2006/main" noChangeAspect="1"/>
+            </wp:cNvGraphicFramePr>
+            <a:graphic xmlns:a="http://schemas.openxmlformats.org/drawingml/2006/main">
+              <a:graphicData uri="http://schemas.openxmlformats.org/drawingml/2006/picture">
+                <pic:pic xmlns:pic="http://schemas.openxmlformats.org/drawingml/2006/picture">
+                  <pic:nvPicPr>
+                    <pic:cNvPr id="1" name=""/>
+                    <pic:cNvPicPr/>
+                  </pic:nvPicPr>
+                  <pic:blipFill>
+                    <a:blip r:embed="rId9"/>
+                    <a:stretch>
+                      <a:fillRect/>
+                    </a:stretch>
+                  </pic:blipFill>
+                  <pic:spPr>
+                    <a:xfrm>
+                      <a:off x="0" y="0"/>
+                      <a:ext cx="5940425" cy="2611120"/>
+                    </a:xfrm>
+                    <a:prstGeom prst="rect">
+                      <a:avLst/>
+                    </a:prstGeom>
+                  </pic:spPr>
+                </pic:pic>
+              </a:graphicData>
+            </a:graphic>
+          </wp:inline>
+        </w:drawing>
+      </w:r>
+    </w:p>
+    <w:p>
+      <w:pPr>
+        <w:rPr>
+          <w:b/>
+          <w:bCs/>
+          <w:sz w:val="32"/>
+          <w:szCs w:val="32"/>
+        </w:rPr>
+      </w:pPr>
+      <w:r>
+        <w:rPr>
+          <w:b/>
+          <w:bCs/>
+          <w:noProof/>
+          <w:sz w:val="32"/>
+          <w:szCs w:val="32"/>
+        </w:rPr>
+        <w:drawing>
+          <wp:inline distT="0" distB="0" distL="0" distR="0" wp14:anchorId="76D9EA7D" wp14:editId="230C7022">
+            <wp:extent cx="5940425" cy="2635885"/>
+            <wp:effectExtent l="0" t="0" r="3175" b="0"/>
+            <wp:docPr id="6" name="Рисунок 6"/>
+            <wp:cNvGraphicFramePr>
+              <a:graphicFrameLocks xmlns:a="http://schemas.openxmlformats.org/drawingml/2006/main" noChangeAspect="1"/>
+            </wp:cNvGraphicFramePr>
+            <a:graphic xmlns:a="http://schemas.openxmlformats.org/drawingml/2006/main">
+              <a:graphicData uri="http://schemas.openxmlformats.org/drawingml/2006/picture">
+                <pic:pic xmlns:pic="http://schemas.openxmlformats.org/drawingml/2006/picture">
+                  <pic:nvPicPr>
+                    <pic:cNvPr id="1" name=""/>
+                    <pic:cNvPicPr/>
+                  </pic:nvPicPr>
+                  <pic:blipFill>
+                    <a:blip r:embed="rId10"/>
+                    <a:stretch>
+                      <a:fillRect/>
+                    </a:stretch>
+                  </pic:blipFill>
+                  <pic:spPr>
+                    <a:xfrm>
+                      <a:off x="0" y="0"/>
+                      <a:ext cx="5940425" cy="2635885"/>
+                    </a:xfrm>
+                    <a:prstGeom prst="rect">
+                      <a:avLst/>
+                    </a:prstGeom>
+                  </pic:spPr>
+                </pic:pic>
+              </a:graphicData>
+            </a:graphic>
+          </wp:inline>
+        </w:drawing>
+      </w:r>
+    </w:p>
+    <w:p>
+      <w:pPr>
+        <w:rPr>
+          <w:b/>
+          <w:bCs/>
+          <w:sz w:val="32"/>
+          <w:szCs w:val="32"/>
+        </w:rPr>
+      </w:pPr>
+    </w:p>
+    <w:p>
+      <w:pPr>
+        <w:rPr>
+          <w:b/>
+          <w:bCs/>
+          <w:sz w:val="32"/>
+          <w:szCs w:val="32"/>
+        </w:rPr>
+      </w:pPr>
+    </w:p>
+    <w:p>
+      <w:pPr>
+        <w:rPr>
+          <w:b/>
+          <w:bCs/>
+          <w:sz w:val="32"/>
+          <w:szCs w:val="32"/>
+        </w:rPr>
+      </w:pPr>
+    </w:p>
+    <w:p>
+      <w:pPr>
+        <w:rPr>
+          <w:b/>
+          <w:bCs/>
+          <w:sz w:val="32"/>
+          <w:szCs w:val="32"/>
+        </w:rPr>
+      </w:pPr>
+    </w:p>
+    <w:p>
+      <w:pPr>
+        <w:rPr>
+          <w:b/>
+          <w:bCs/>
+          <w:sz w:val="32"/>
+          <w:szCs w:val="32"/>
+        </w:rPr>
+      </w:pPr>
+    </w:p>
+    <w:p>
+      <w:pPr>
+        <w:rPr>
+          <w:b/>
+          <w:bCs/>
+          <w:sz w:val="32"/>
+          <w:szCs w:val="32"/>
+        </w:rPr>
+      </w:pPr>
+    </w:p>
+    <w:p>
+      <w:pPr>
+        <w:rPr>
+          <w:b/>
+          <w:bCs/>
+          <w:sz w:val="32"/>
+          <w:szCs w:val="32"/>
+        </w:rPr>
+      </w:pPr>
+    </w:p>
+    <w:p>
+      <w:pPr>
+        <w:rPr>
+          <w:b/>
+          <w:bCs/>
+          <w:sz w:val="32"/>
+          <w:szCs w:val="32"/>
+        </w:rPr>
+      </w:pPr>
+    </w:p>
+    <w:p>
+      <w:pPr>
+        <w:rPr>
+          <w:b/>
+          <w:bCs/>
+          <w:sz w:val="32"/>
+          <w:szCs w:val="32"/>
+        </w:rPr>
+      </w:pPr>
+    </w:p>
+    <w:p>
+      <w:pPr>
+        <w:rPr>
+          <w:b/>
+          <w:bCs/>
+          <w:sz w:val="32"/>
+          <w:szCs w:val="32"/>
+        </w:rPr>
+      </w:pPr>
+      <w:bookmarkStart w:id="0" w:name="_GoBack"/>
+      <w:bookmarkEnd w:id="0"/>
+    </w:p>
+    <w:p>
+      <w:r>
+        <w:rPr>
+          <w:b/>
+          <w:bCs/>
+          <w:sz w:val="28"/>
+          <w:szCs w:val="28"/>
+        </w:rPr>
+        <w:lastRenderedPageBreak/>
+        <w:t>Репозиторий с кодом:</w:t>
+      </w:r>
+      <w:r>
+        <w:br/>
+      </w:r>
+      <w:hyperlink r:id="rId11" w:history="1">
+        <w:r>
+          <w:rPr>
+            <w:rStyle w:val="a6"/>
+          </w:rPr>
+          <w:t>https://github.com/DrySparrow/24205-obmetko-opp-cpp/tree/lab-5/lab-5</w:t>
+        </w:r>
+      </w:hyperlink>
+    </w:p>
+    <w:p/>
     <w:sectPr>
       <w:pgSz w:w="11906" w:h="16838"/>
       <w:pgMar w:top="1134" w:right="850" w:bottom="1134" w:left="1701" w:header="708" w:footer="708" w:gutter="0"/>
@@ -1200,6 +1601,29 @@
       <w:iCs/>
     </w:rPr>
   </w:style>
+  <w:style w:type="character" w:styleId="a6">
+    <w:name w:val="Hyperlink"/>
+    <w:basedOn w:val="a0"/>
+    <w:uiPriority w:val="99"/>
+    <w:unhideWhenUsed/>
+    <w:rsid w:val="00D12847"/>
+    <w:rPr>
+      <w:color w:val="0563C1" w:themeColor="hyperlink"/>
+      <w:u w:val="single"/>
+    </w:rPr>
+  </w:style>
+  <w:style w:type="character" w:styleId="a7">
+    <w:name w:val="Unresolved Mention"/>
+    <w:basedOn w:val="a0"/>
+    <w:uiPriority w:val="99"/>
+    <w:semiHidden/>
+    <w:unhideWhenUsed/>
+    <w:rsid w:val="00D12847"/>
+    <w:rPr>
+      <w:color w:val="605E5C"/>
+      <w:shd w:val="clear" w:color="auto" w:fill="E1DFDD"/>
+    </w:rPr>
+  </w:style>
 </w:styles>
 </file>
 

--- a/lab-5/lab-5.docx
+++ b/lab-5/lab-5.docx
@@ -455,6 +455,9 @@
     </w:p>
     <w:p>
       <w:r>
+        <w:rPr>
+          <w:noProof/>
+        </w:rPr>
         <w:drawing>
           <wp:inline distT="0" distB="0" distL="0" distR="0" wp14:anchorId="0AA5D964" wp14:editId="34BDB5D1">
             <wp:extent cx="5940425" cy="2888615"/>
@@ -494,6 +497,9 @@
     </w:p>
     <w:p>
       <w:r>
+        <w:rPr>
+          <w:noProof/>
+        </w:rPr>
         <w:drawing>
           <wp:inline distT="0" distB="0" distL="0" distR="0" wp14:anchorId="0F033555" wp14:editId="022C8CF7">
             <wp:extent cx="5940425" cy="3132455"/>
@@ -533,6 +539,9 @@
     </w:p>
     <w:p>
       <w:r>
+        <w:rPr>
+          <w:noProof/>
+        </w:rPr>
         <w:lastRenderedPageBreak/>
         <w:drawing>
           <wp:inline distT="0" distB="0" distL="0" distR="0" wp14:anchorId="720B867C" wp14:editId="59EE0C60">
@@ -658,30 +667,35 @@
         </w:drawing>
       </w:r>
     </w:p>
-    <w:p/>
-    <w:p>
-      <w:pPr>
-        <w:rPr>
-          <w:b/>
-          <w:bCs/>
-          <w:sz w:val="32"/>
-          <w:szCs w:val="32"/>
-        </w:rPr>
-      </w:pPr>
-      <w:r>
-        <w:rPr>
-          <w:b/>
-          <w:bCs/>
-          <w:noProof/>
+    <w:p>
+      <w:pPr>
+        <w:rPr>
+          <w:lang w:val="en-US"/>
+        </w:rPr>
+      </w:pPr>
+    </w:p>
+    <w:p>
+      <w:pPr>
+        <w:rPr>
+          <w:b/>
+          <w:bCs/>
+          <w:sz w:val="32"/>
+          <w:szCs w:val="32"/>
+        </w:rPr>
+      </w:pPr>
+      <w:r>
+        <w:rPr>
+          <w:b/>
+          <w:bCs/>
           <w:sz w:val="32"/>
           <w:szCs w:val="32"/>
         </w:rPr>
         <w:lastRenderedPageBreak/>
         <w:drawing>
-          <wp:inline distT="0" distB="0" distL="0" distR="0" wp14:anchorId="26BA0999" wp14:editId="7BCEBD43">
-            <wp:extent cx="5940425" cy="2611120"/>
-            <wp:effectExtent l="0" t="0" r="3175" b="0"/>
-            <wp:docPr id="5" name="Рисунок 5"/>
+          <wp:inline distT="0" distB="0" distL="0" distR="0" wp14:anchorId="084D4567" wp14:editId="6D4A9066">
+            <wp:extent cx="5940425" cy="2646045"/>
+            <wp:effectExtent l="0" t="0" r="3175" b="1905"/>
+            <wp:docPr id="2" name="Рисунок 2"/>
             <wp:cNvGraphicFramePr>
               <a:graphicFrameLocks xmlns:a="http://schemas.openxmlformats.org/drawingml/2006/main" noChangeAspect="1"/>
             </wp:cNvGraphicFramePr>
@@ -701,7 +715,7 @@
                   <pic:spPr>
                     <a:xfrm>
                       <a:off x="0" y="0"/>
-                      <a:ext cx="5940425" cy="2611120"/>
+                      <a:ext cx="5940425" cy="2646045"/>
                     </a:xfrm>
                     <a:prstGeom prst="rect">
                       <a:avLst/>
@@ -713,29 +727,30 @@
           </wp:inline>
         </w:drawing>
       </w:r>
-    </w:p>
-    <w:p>
-      <w:pPr>
-        <w:rPr>
-          <w:b/>
-          <w:bCs/>
-          <w:sz w:val="32"/>
-          <w:szCs w:val="32"/>
-        </w:rPr>
-      </w:pPr>
-      <w:r>
-        <w:rPr>
-          <w:b/>
-          <w:bCs/>
-          <w:noProof/>
+      <w:bookmarkStart w:id="0" w:name="_GoBack"/>
+      <w:bookmarkEnd w:id="0"/>
+    </w:p>
+    <w:p>
+      <w:pPr>
+        <w:rPr>
+          <w:b/>
+          <w:bCs/>
+          <w:sz w:val="32"/>
+          <w:szCs w:val="32"/>
+        </w:rPr>
+      </w:pPr>
+      <w:r>
+        <w:rPr>
+          <w:b/>
+          <w:bCs/>
           <w:sz w:val="32"/>
           <w:szCs w:val="32"/>
         </w:rPr>
         <w:drawing>
-          <wp:inline distT="0" distB="0" distL="0" distR="0" wp14:anchorId="76D9EA7D" wp14:editId="230C7022">
-            <wp:extent cx="5940425" cy="2635885"/>
-            <wp:effectExtent l="0" t="0" r="3175" b="0"/>
-            <wp:docPr id="6" name="Рисунок 6"/>
+          <wp:inline distT="0" distB="0" distL="0" distR="0" wp14:anchorId="1F5E13C7" wp14:editId="252AC637">
+            <wp:extent cx="5940425" cy="2601595"/>
+            <wp:effectExtent l="0" t="0" r="3175" b="8255"/>
+            <wp:docPr id="3" name="Рисунок 3"/>
             <wp:cNvGraphicFramePr>
               <a:graphicFrameLocks xmlns:a="http://schemas.openxmlformats.org/drawingml/2006/main" noChangeAspect="1"/>
             </wp:cNvGraphicFramePr>
@@ -755,7 +770,7 @@
                   <pic:spPr>
                     <a:xfrm>
                       <a:off x="0" y="0"/>
-                      <a:ext cx="5940425" cy="2635885"/>
+                      <a:ext cx="5940425" cy="2601595"/>
                     </a:xfrm>
                     <a:prstGeom prst="rect">
                       <a:avLst/>
@@ -867,8 +882,6 @@
           <w:szCs w:val="32"/>
         </w:rPr>
       </w:pPr>
-      <w:bookmarkStart w:id="0" w:name="_GoBack"/>
-      <w:bookmarkEnd w:id="0"/>
     </w:p>
     <w:p>
       <w:r>
